--- a/E-commerce domain/online gift store (Linkedin Challenge)/Online gift store linkedin challenge insights.docx
+++ b/E-commerce domain/online gift store (Linkedin Challenge)/Online gift store linkedin challenge insights.docx
@@ -198,16 +198,6 @@
           <w:szCs w:val="28"/>
         </w:rPr>
         <w:t xml:space="preserve">Top 10 items by revenue </w:t>
-      </w:r>
-      <w:r>
-        <w:rPr>
-          <w:rFonts w:ascii="Calibri" w:hAnsi="Calibri" w:cs="Calibri"/>
-          <w:b/>
-          <w:bCs/>
-          <w:sz w:val="28"/>
-          <w:szCs w:val="28"/>
-        </w:rPr>
-        <w:t>and quantity</w:t>
       </w:r>
     </w:p>
     <w:p>
@@ -462,14 +452,12 @@
         </w:rPr>
         <w:t xml:space="preserve">This pattern indicates that volume sales are driven by </w:t>
       </w:r>
-      <w:proofErr w:type="spellStart"/>
-      <w:r>
-        <w:rPr>
-          <w:rFonts w:ascii="Calibri" w:hAnsi="Calibri" w:cs="Calibri"/>
-        </w:rPr>
-        <w:t>affrdability</w:t>
-      </w:r>
-      <w:proofErr w:type="spellEnd"/>
+      <w:r>
+        <w:rPr>
+          <w:rFonts w:ascii="Calibri" w:hAnsi="Calibri" w:cs="Calibri"/>
+        </w:rPr>
+        <w:t>affordability</w:t>
+      </w:r>
       <w:r>
         <w:rPr>
           <w:rFonts w:ascii="Calibri" w:hAnsi="Calibri" w:cs="Calibri"/>
@@ -1918,6 +1906,7 @@
   <w:style w:type="character" w:default="1" w:styleId="DefaultParagraphFont">
     <w:name w:val="Default Paragraph Font"/>
     <w:uiPriority w:val="1"/>
+    <w:semiHidden/>
     <w:unhideWhenUsed/>
   </w:style>
   <w:style w:type="table" w:default="1" w:styleId="TableNormal">
